--- a/LR02/reports/ЛР02_Отчет_вариант_1.docx
+++ b/LR02/reports/ЛР02_Отчет_вариант_1.docx
@@ -18,7 +18,9 @@
         <w:br/>
         <w:t>Студент: Скрыпник Михаил Дмитриевич · Группа: МИК11</w:t>
         <w:br/>
-        <w:t>Дата выполнения: 13.10.2026</w:t>
+        <w:t>Дата исходного аудита: 13.10.2026</w:t>
+        <w:br/>
+        <w:t>Дата актуализации отчёта: 27.10.2026</w:t>
       </w:r>
     </w:p>
     <w:p>
@@ -31,7 +33,12 @@
     </w:p>
     <w:p>
       <w:r>
-        <w:t>Проверить пригодность набора для коммерческой афиши фестиваля: печать, продажа билетов, публикация и создание производных. ShareAlike не допускается. Аудит выявил четыре ошибки и три предупреждения. Четыре объекта исключены из допустимого состава, один ожидает подтверждения даты; семь оставшихся записей условно допустимы в рамках учебных правил.</w:t>
+        <w:t>Проверить пригодность набора для коммерческой афиши фестиваля: печать, продажа билетов, публикация и создание производных. ShareAlike не допускается. Аудит выявил четыре ошибки и три предупреждения. Для четырёх объектов принято решение об исключении до отдельного разрешения, один ожидает подтверждения даты; семь оставшихся записей условно допустимы в рамках учебных правил. Исходный манифест сохранён полностью для воспроизведения проверки.</w:t>
+      </w:r>
+    </w:p>
+    <w:p>
+      <w:r>
+        <w:t>Исследовались 12 синтетических записей манифеста, без реальных файлов изображений. Карточка модели относится к процедурному генератору облачного фона из ЛР 1, вариант 1. Ссылки на входные данные, код, результаты и изображения генератора приведены в разделе 9.</w:t>
       </w:r>
     </w:p>
     <w:p>
@@ -87,6 +94,7 @@
     <w:p>
       <w:pPr>
         <w:pStyle w:val="Heading1"/>
+        <w:pageBreakBefore/>
       </w:pPr>
       <w:r>
         <w:t>3 Находки и решения</w:t>
@@ -97,7 +105,7 @@
         <w:pStyle w:val="Heading2"/>
       </w:pPr>
       <w:r>
-        <w:t>item01 — R3, R5</w:t>
+        <w:t>item01 R3 R5</w:t>
       </w:r>
     </w:p>
     <w:p>
@@ -115,7 +123,7 @@
         <w:pStyle w:val="Heading2"/>
       </w:pPr>
       <w:r>
-        <w:t>item04 — R3, R5</w:t>
+        <w:t>item04 R3 R5</w:t>
       </w:r>
     </w:p>
     <w:p>
@@ -133,7 +141,7 @@
         <w:pStyle w:val="Heading2"/>
       </w:pPr>
       <w:r>
-        <w:t>item08 — R3</w:t>
+        <w:t>item08 R3</w:t>
       </w:r>
     </w:p>
     <w:p>
@@ -151,7 +159,7 @@
         <w:pStyle w:val="Heading2"/>
       </w:pPr>
       <w:r>
-        <w:t>item09 — R8</w:t>
+        <w:t>item09 R8</w:t>
       </w:r>
     </w:p>
     <w:p>
@@ -169,7 +177,7 @@
         <w:pStyle w:val="Heading2"/>
       </w:pPr>
       <w:r>
-        <w:t>item10 — R3</w:t>
+        <w:t>item10 R3</w:t>
       </w:r>
     </w:p>
     <w:p>
@@ -188,8 +196,14 @@
       </w:r>
     </w:p>
     <w:p>
+      <w:r>
+        <w:t>Итого: четыре ошибки R3, два предупреждения R5 и одно предупреждение R8 по пяти объектам. Условно допустимы item02, item03, item05, item06, item07, item11 и item12. После исключения четырёх NC-объектов остаётся восемь записей, но item09 находится в карантине. Подтверждение его даты и происхождения может увеличить допустимый состав с семи до восьми записей.</w:t>
+      </w:r>
+    </w:p>
+    <w:p>
       <w:pPr>
         <w:pStyle w:val="Heading1"/>
+        <w:pageBreakBefore/>
       </w:pPr>
       <w:r>
         <w:t>4 Паспорт набора данных</w:t>
@@ -200,7 +214,7 @@
         <w:pStyle w:val="Heading2"/>
       </w:pPr>
       <w:r>
-        <w:t>1. Мотивация</w:t>
+        <w:t>1 Мотивация</w:t>
       </w:r>
     </w:p>
     <w:p>
@@ -213,7 +227,7 @@
         <w:pStyle w:val="Heading2"/>
       </w:pPr>
       <w:r>
-        <w:t>2. Состав</w:t>
+        <w:t>2 Состав</w:t>
       </w:r>
     </w:p>
     <w:p>
@@ -226,7 +240,7 @@
         <w:pStyle w:val="Heading2"/>
       </w:pPr>
       <w:r>
-        <w:t>3. Процесс сбора</w:t>
+        <w:t>3 Процесс сбора</w:t>
       </w:r>
     </w:p>
     <w:p>
@@ -239,7 +253,7 @@
         <w:pStyle w:val="Heading2"/>
       </w:pPr>
       <w:r>
-        <w:t>4. Предобработка и разметка</w:t>
+        <w:t>4 Предобработка и разметка</w:t>
       </w:r>
     </w:p>
     <w:p>
@@ -252,7 +266,7 @@
         <w:pStyle w:val="Heading2"/>
       </w:pPr>
       <w:r>
-        <w:t>5. Использование</w:t>
+        <w:t>5 Использование</w:t>
       </w:r>
     </w:p>
     <w:p>
@@ -265,7 +279,7 @@
         <w:pStyle w:val="Heading2"/>
       </w:pPr>
       <w:r>
-        <w:t>6. Распространение</w:t>
+        <w:t>6 Распространение</w:t>
       </w:r>
     </w:p>
     <w:p>
@@ -278,7 +292,7 @@
         <w:pStyle w:val="Heading2"/>
       </w:pPr>
       <w:r>
-        <w:t>7. Сопровождение</w:t>
+        <w:t>7 Сопровождение</w:t>
       </w:r>
     </w:p>
     <w:p>
@@ -289,6 +303,7 @@
     <w:p>
       <w:pPr>
         <w:pStyle w:val="Heading1"/>
+        <w:pageBreakBefore/>
       </w:pPr>
       <w:r>
         <w:t>5 Карточка модели</w:t>
@@ -304,12 +319,12 @@
         <w:pStyle w:val="Heading2"/>
       </w:pPr>
       <w:r>
-        <w:t>Model Details</w:t>
+        <w:t>Сведения о генераторе</w:t>
       </w:r>
     </w:p>
     <w:p>
       <w:r>
-        <w:t>Учебный процедурный генератор версии 1.0 из LR01-01/src/lab01_generator.py. Нейросеть и обученные веса отсутствуют. Среда: {'python': '3.12.14 (main, Aug 25 2026, 14:01:42) [MSC v.1944 64 bit (AMD64)]', 'implementation': 'CPython', 'platform': 'Windows-11-10.0.26300-SP0', 'zlib': '1.3.2'}.</w:t>
+        <w:t>Учебный процедурный генератор версии 1.0 из LR01-01/src/lab01_generator.py. Нейросеть и обученные веса отсутствуют. Среда исходного эксперимента: CPython 3.12.14, Windows 11, zlib 1.3.2.</w:t>
       </w:r>
     </w:p>
     <w:p>
@@ -317,7 +332,7 @@
         <w:pStyle w:val="Heading2"/>
       </w:pPr>
       <w:r>
-        <w:t>Intended Use</w:t>
+        <w:t>Назначение</w:t>
       </w:r>
     </w:p>
     <w:p>
@@ -330,7 +345,7 @@
         <w:pStyle w:val="Heading2"/>
       </w:pPr>
       <w:r>
-        <w:t>Factors</w:t>
+        <w:t>Факторы</w:t>
       </w:r>
     </w:p>
     <w:p>
@@ -343,7 +358,7 @@
         <w:pStyle w:val="Heading2"/>
       </w:pPr>
       <w:r>
-        <w:t>Metrics</w:t>
+        <w:t>Метрики</w:t>
       </w:r>
     </w:p>
     <w:p>
@@ -356,7 +371,7 @@
         <w:pStyle w:val="Heading2"/>
       </w:pPr>
       <w:r>
-        <w:t>Evaluation Data</w:t>
+        <w:t>Данные для оценки</w:t>
       </w:r>
     </w:p>
     <w:p>
@@ -369,7 +384,7 @@
         <w:pStyle w:val="Heading2"/>
       </w:pPr>
       <w:r>
-        <w:t>Training Data</w:t>
+        <w:t>Данные для обучения</w:t>
       </w:r>
     </w:p>
     <w:p>
@@ -382,12 +397,690 @@
         <w:pStyle w:val="Heading2"/>
       </w:pPr>
       <w:r>
-        <w:t>Quantitative Analyses</w:t>
+        <w:t>Количественные результаты</w:t>
       </w:r>
     </w:p>
     <w:p>
       <w:r>
-        <w:t>mean: база 0.478177, s=0.048150, фактор 0.499288, |Δ|/s=0.438; contrast: база 0.131144, s=0.010228, фактор 0.123626, |Δ|/s=0.735; edge_energy: база 0.009734, s=0.000568, фактор 0.009766, |Δ|/s=0.056; entropy_bits: база 6.996888, s=0.126357, фактор 6.964644, |Δ|/s=0.255. Ни одна метрика не превысила порог 2.</w:t>
+        <w:t>Данные из LR01-01/artifacts/results.json. По пять seed (101–105) для базы и фактора; s — выборочное стандартное отклонение базовых измерений. Учебный критерий существенного эффекта: |Δ|/s &gt; 2.</w:t>
+      </w:r>
+    </w:p>
+    <w:tbl>
+      <w:tblPr>
+        <w:tblW w:type="auto" w:w="0"/>
+        <w:tblLayout w:type="fixed"/>
+        <w:tblLook w:firstColumn="1" w:firstRow="1" w:lastColumn="0" w:lastRow="0" w:noHBand="0" w:noVBand="1" w:val="04A0"/>
+        <w:tblBorders>
+          <w:top w:val="single" w:sz="4" w:color="D9D9D9"/>
+          <w:left w:val="single" w:sz="4" w:color="D9D9D9"/>
+          <w:bottom w:val="single" w:sz="4" w:color="D9D9D9"/>
+          <w:right w:val="single" w:sz="4" w:color="D9D9D9"/>
+          <w:insideH w:val="single" w:sz="4" w:color="D9D9D9"/>
+          <w:insideV w:val="single" w:sz="4" w:color="D9D9D9"/>
+        </w:tblBorders>
+      </w:tblPr>
+      <w:tblGrid>
+        <w:gridCol w:w="2608"/>
+        <w:gridCol w:w="1701"/>
+        <w:gridCol w:w="1701"/>
+        <w:gridCol w:w="1701"/>
+        <w:gridCol w:w="1871"/>
+      </w:tblGrid>
+      <w:tr>
+        <w:trPr>
+          <w:tblHeader/>
+          <w:cantSplit/>
+        </w:trPr>
+        <w:tc>
+          <w:tcPr>
+            <w:tcW w:type="dxa" w:w="2608"/>
+            <w:vAlign w:val="center"/>
+            <w:shd w:fill="DDE8F1"/>
+            <w:tcMar>
+              <w:top w:w="75" w:type="dxa"/>
+              <w:left w:w="75" w:type="dxa"/>
+              <w:bottom w:w="75" w:type="dxa"/>
+              <w:right w:w="75" w:type="dxa"/>
+            </w:tcMar>
+          </w:tcPr>
+          <w:p>
+            <w:pPr>
+              <w:spacing w:after="40" w:line="240" w:lineRule="auto"/>
+            </w:pPr>
+            <w:r>
+              <w:rPr>
+                <w:b/>
+                <w:sz w:val="18"/>
+              </w:rPr>
+              <w:t>Метрика</w:t>
+            </w:r>
+          </w:p>
+        </w:tc>
+        <w:tc>
+          <w:tcPr>
+            <w:tcW w:type="dxa" w:w="1701"/>
+            <w:vAlign w:val="center"/>
+            <w:shd w:fill="DDE8F1"/>
+            <w:tcMar>
+              <w:top w:w="75" w:type="dxa"/>
+              <w:left w:w="75" w:type="dxa"/>
+              <w:bottom w:w="75" w:type="dxa"/>
+              <w:right w:w="75" w:type="dxa"/>
+            </w:tcMar>
+          </w:tcPr>
+          <w:p>
+            <w:pPr>
+              <w:spacing w:after="40" w:line="240" w:lineRule="auto"/>
+            </w:pPr>
+            <w:r>
+              <w:rPr>
+                <w:b/>
+                <w:sz w:val="18"/>
+              </w:rPr>
+              <w:t>База</w:t>
+            </w:r>
+          </w:p>
+        </w:tc>
+        <w:tc>
+          <w:tcPr>
+            <w:tcW w:type="dxa" w:w="1701"/>
+            <w:vAlign w:val="center"/>
+            <w:shd w:fill="DDE8F1"/>
+            <w:tcMar>
+              <w:top w:w="75" w:type="dxa"/>
+              <w:left w:w="75" w:type="dxa"/>
+              <w:bottom w:w="75" w:type="dxa"/>
+              <w:right w:w="75" w:type="dxa"/>
+            </w:tcMar>
+          </w:tcPr>
+          <w:p>
+            <w:pPr>
+              <w:spacing w:after="40" w:line="240" w:lineRule="auto"/>
+            </w:pPr>
+            <w:r>
+              <w:rPr>
+                <w:b/>
+                <w:sz w:val="18"/>
+              </w:rPr>
+              <w:t>s базы</w:t>
+            </w:r>
+          </w:p>
+        </w:tc>
+        <w:tc>
+          <w:tcPr>
+            <w:tcW w:type="dxa" w:w="1701"/>
+            <w:vAlign w:val="center"/>
+            <w:shd w:fill="DDE8F1"/>
+            <w:tcMar>
+              <w:top w:w="75" w:type="dxa"/>
+              <w:left w:w="75" w:type="dxa"/>
+              <w:bottom w:w="75" w:type="dxa"/>
+              <w:right w:w="75" w:type="dxa"/>
+            </w:tcMar>
+          </w:tcPr>
+          <w:p>
+            <w:pPr>
+              <w:spacing w:after="40" w:line="240" w:lineRule="auto"/>
+            </w:pPr>
+            <w:r>
+              <w:rPr>
+                <w:b/>
+                <w:sz w:val="18"/>
+              </w:rPr>
+              <w:t>Фактор</w:t>
+            </w:r>
+          </w:p>
+        </w:tc>
+        <w:tc>
+          <w:tcPr>
+            <w:tcW w:type="dxa" w:w="1871"/>
+            <w:vAlign w:val="center"/>
+            <w:shd w:fill="DDE8F1"/>
+            <w:tcMar>
+              <w:top w:w="75" w:type="dxa"/>
+              <w:left w:w="75" w:type="dxa"/>
+              <w:bottom w:w="75" w:type="dxa"/>
+              <w:right w:w="75" w:type="dxa"/>
+            </w:tcMar>
+          </w:tcPr>
+          <w:p>
+            <w:pPr>
+              <w:spacing w:after="40" w:line="240" w:lineRule="auto"/>
+            </w:pPr>
+            <w:r>
+              <w:rPr>
+                <w:b/>
+                <w:sz w:val="18"/>
+              </w:rPr>
+              <w:t>|Δ|/s</w:t>
+            </w:r>
+          </w:p>
+        </w:tc>
+      </w:tr>
+      <w:tr>
+        <w:trPr>
+          <w:cantSplit/>
+        </w:trPr>
+        <w:tc>
+          <w:tcPr>
+            <w:tcW w:type="dxa" w:w="2608"/>
+            <w:vAlign w:val="center"/>
+            <w:shd w:fill="FFFFFF"/>
+            <w:tcMar>
+              <w:top w:w="75" w:type="dxa"/>
+              <w:left w:w="75" w:type="dxa"/>
+              <w:bottom w:w="75" w:type="dxa"/>
+              <w:right w:w="75" w:type="dxa"/>
+            </w:tcMar>
+          </w:tcPr>
+          <w:p>
+            <w:pPr>
+              <w:spacing w:after="40" w:line="240" w:lineRule="auto"/>
+            </w:pPr>
+            <w:r>
+              <w:rPr>
+                <w:b w:val="0"/>
+                <w:sz w:val="18"/>
+              </w:rPr>
+              <w:t>Средняя яркость</w:t>
+            </w:r>
+          </w:p>
+        </w:tc>
+        <w:tc>
+          <w:tcPr>
+            <w:tcW w:type="dxa" w:w="1701"/>
+            <w:vAlign w:val="center"/>
+            <w:shd w:fill="FFFFFF"/>
+            <w:tcMar>
+              <w:top w:w="75" w:type="dxa"/>
+              <w:left w:w="75" w:type="dxa"/>
+              <w:bottom w:w="75" w:type="dxa"/>
+              <w:right w:w="75" w:type="dxa"/>
+            </w:tcMar>
+          </w:tcPr>
+          <w:p>
+            <w:pPr>
+              <w:spacing w:after="40" w:line="240" w:lineRule="auto"/>
+            </w:pPr>
+            <w:r>
+              <w:rPr>
+                <w:b w:val="0"/>
+                <w:sz w:val="18"/>
+              </w:rPr>
+              <w:t>0,478177</w:t>
+            </w:r>
+          </w:p>
+        </w:tc>
+        <w:tc>
+          <w:tcPr>
+            <w:tcW w:type="dxa" w:w="1701"/>
+            <w:vAlign w:val="center"/>
+            <w:shd w:fill="FFFFFF"/>
+            <w:tcMar>
+              <w:top w:w="75" w:type="dxa"/>
+              <w:left w:w="75" w:type="dxa"/>
+              <w:bottom w:w="75" w:type="dxa"/>
+              <w:right w:w="75" w:type="dxa"/>
+            </w:tcMar>
+          </w:tcPr>
+          <w:p>
+            <w:pPr>
+              <w:spacing w:after="40" w:line="240" w:lineRule="auto"/>
+            </w:pPr>
+            <w:r>
+              <w:rPr>
+                <w:b w:val="0"/>
+                <w:sz w:val="18"/>
+              </w:rPr>
+              <w:t>0,048150</w:t>
+            </w:r>
+          </w:p>
+        </w:tc>
+        <w:tc>
+          <w:tcPr>
+            <w:tcW w:type="dxa" w:w="1701"/>
+            <w:vAlign w:val="center"/>
+            <w:shd w:fill="FFFFFF"/>
+            <w:tcMar>
+              <w:top w:w="75" w:type="dxa"/>
+              <w:left w:w="75" w:type="dxa"/>
+              <w:bottom w:w="75" w:type="dxa"/>
+              <w:right w:w="75" w:type="dxa"/>
+            </w:tcMar>
+          </w:tcPr>
+          <w:p>
+            <w:pPr>
+              <w:spacing w:after="40" w:line="240" w:lineRule="auto"/>
+            </w:pPr>
+            <w:r>
+              <w:rPr>
+                <w:b w:val="0"/>
+                <w:sz w:val="18"/>
+              </w:rPr>
+              <w:t>0,499288</w:t>
+            </w:r>
+          </w:p>
+        </w:tc>
+        <w:tc>
+          <w:tcPr>
+            <w:tcW w:type="dxa" w:w="1871"/>
+            <w:vAlign w:val="center"/>
+            <w:shd w:fill="FFFFFF"/>
+            <w:tcMar>
+              <w:top w:w="75" w:type="dxa"/>
+              <w:left w:w="75" w:type="dxa"/>
+              <w:bottom w:w="75" w:type="dxa"/>
+              <w:right w:w="75" w:type="dxa"/>
+            </w:tcMar>
+          </w:tcPr>
+          <w:p>
+            <w:pPr>
+              <w:spacing w:after="40" w:line="240" w:lineRule="auto"/>
+            </w:pPr>
+            <w:r>
+              <w:rPr>
+                <w:b w:val="0"/>
+                <w:sz w:val="18"/>
+              </w:rPr>
+              <w:t>0,438</w:t>
+            </w:r>
+          </w:p>
+        </w:tc>
+      </w:tr>
+      <w:tr>
+        <w:trPr>
+          <w:cantSplit/>
+        </w:trPr>
+        <w:tc>
+          <w:tcPr>
+            <w:tcW w:type="dxa" w:w="2608"/>
+            <w:vAlign w:val="center"/>
+            <w:shd w:fill="FFFFFF"/>
+            <w:tcMar>
+              <w:top w:w="75" w:type="dxa"/>
+              <w:left w:w="75" w:type="dxa"/>
+              <w:bottom w:w="75" w:type="dxa"/>
+              <w:right w:w="75" w:type="dxa"/>
+            </w:tcMar>
+          </w:tcPr>
+          <w:p>
+            <w:pPr>
+              <w:spacing w:after="40" w:line="240" w:lineRule="auto"/>
+            </w:pPr>
+            <w:r>
+              <w:rPr>
+                <w:b w:val="0"/>
+                <w:sz w:val="18"/>
+              </w:rPr>
+              <w:t>Контраст</w:t>
+            </w:r>
+          </w:p>
+        </w:tc>
+        <w:tc>
+          <w:tcPr>
+            <w:tcW w:type="dxa" w:w="1701"/>
+            <w:vAlign w:val="center"/>
+            <w:shd w:fill="FFFFFF"/>
+            <w:tcMar>
+              <w:top w:w="75" w:type="dxa"/>
+              <w:left w:w="75" w:type="dxa"/>
+              <w:bottom w:w="75" w:type="dxa"/>
+              <w:right w:w="75" w:type="dxa"/>
+            </w:tcMar>
+          </w:tcPr>
+          <w:p>
+            <w:pPr>
+              <w:spacing w:after="40" w:line="240" w:lineRule="auto"/>
+            </w:pPr>
+            <w:r>
+              <w:rPr>
+                <w:b w:val="0"/>
+                <w:sz w:val="18"/>
+              </w:rPr>
+              <w:t>0,131144</w:t>
+            </w:r>
+          </w:p>
+        </w:tc>
+        <w:tc>
+          <w:tcPr>
+            <w:tcW w:type="dxa" w:w="1701"/>
+            <w:vAlign w:val="center"/>
+            <w:shd w:fill="FFFFFF"/>
+            <w:tcMar>
+              <w:top w:w="75" w:type="dxa"/>
+              <w:left w:w="75" w:type="dxa"/>
+              <w:bottom w:w="75" w:type="dxa"/>
+              <w:right w:w="75" w:type="dxa"/>
+            </w:tcMar>
+          </w:tcPr>
+          <w:p>
+            <w:pPr>
+              <w:spacing w:after="40" w:line="240" w:lineRule="auto"/>
+            </w:pPr>
+            <w:r>
+              <w:rPr>
+                <w:b w:val="0"/>
+                <w:sz w:val="18"/>
+              </w:rPr>
+              <w:t>0,010228</w:t>
+            </w:r>
+          </w:p>
+        </w:tc>
+        <w:tc>
+          <w:tcPr>
+            <w:tcW w:type="dxa" w:w="1701"/>
+            <w:vAlign w:val="center"/>
+            <w:shd w:fill="FFFFFF"/>
+            <w:tcMar>
+              <w:top w:w="75" w:type="dxa"/>
+              <w:left w:w="75" w:type="dxa"/>
+              <w:bottom w:w="75" w:type="dxa"/>
+              <w:right w:w="75" w:type="dxa"/>
+            </w:tcMar>
+          </w:tcPr>
+          <w:p>
+            <w:pPr>
+              <w:spacing w:after="40" w:line="240" w:lineRule="auto"/>
+            </w:pPr>
+            <w:r>
+              <w:rPr>
+                <w:b w:val="0"/>
+                <w:sz w:val="18"/>
+              </w:rPr>
+              <w:t>0,123626</w:t>
+            </w:r>
+          </w:p>
+        </w:tc>
+        <w:tc>
+          <w:tcPr>
+            <w:tcW w:type="dxa" w:w="1871"/>
+            <w:vAlign w:val="center"/>
+            <w:shd w:fill="FFFFFF"/>
+            <w:tcMar>
+              <w:top w:w="75" w:type="dxa"/>
+              <w:left w:w="75" w:type="dxa"/>
+              <w:bottom w:w="75" w:type="dxa"/>
+              <w:right w:w="75" w:type="dxa"/>
+            </w:tcMar>
+          </w:tcPr>
+          <w:p>
+            <w:pPr>
+              <w:spacing w:after="40" w:line="240" w:lineRule="auto"/>
+            </w:pPr>
+            <w:r>
+              <w:rPr>
+                <w:b w:val="0"/>
+                <w:sz w:val="18"/>
+              </w:rPr>
+              <w:t>0,735</w:t>
+            </w:r>
+          </w:p>
+        </w:tc>
+      </w:tr>
+      <w:tr>
+        <w:trPr>
+          <w:cantSplit/>
+        </w:trPr>
+        <w:tc>
+          <w:tcPr>
+            <w:tcW w:type="dxa" w:w="2608"/>
+            <w:vAlign w:val="center"/>
+            <w:shd w:fill="FFFFFF"/>
+            <w:tcMar>
+              <w:top w:w="75" w:type="dxa"/>
+              <w:left w:w="75" w:type="dxa"/>
+              <w:bottom w:w="75" w:type="dxa"/>
+              <w:right w:w="75" w:type="dxa"/>
+            </w:tcMar>
+          </w:tcPr>
+          <w:p>
+            <w:pPr>
+              <w:spacing w:after="40" w:line="240" w:lineRule="auto"/>
+            </w:pPr>
+            <w:r>
+              <w:rPr>
+                <w:b w:val="0"/>
+                <w:sz w:val="18"/>
+              </w:rPr>
+              <w:t>Граничная энергия</w:t>
+            </w:r>
+          </w:p>
+        </w:tc>
+        <w:tc>
+          <w:tcPr>
+            <w:tcW w:type="dxa" w:w="1701"/>
+            <w:vAlign w:val="center"/>
+            <w:shd w:fill="FFFFFF"/>
+            <w:tcMar>
+              <w:top w:w="75" w:type="dxa"/>
+              <w:left w:w="75" w:type="dxa"/>
+              <w:bottom w:w="75" w:type="dxa"/>
+              <w:right w:w="75" w:type="dxa"/>
+            </w:tcMar>
+          </w:tcPr>
+          <w:p>
+            <w:pPr>
+              <w:spacing w:after="40" w:line="240" w:lineRule="auto"/>
+            </w:pPr>
+            <w:r>
+              <w:rPr>
+                <w:b w:val="0"/>
+                <w:sz w:val="18"/>
+              </w:rPr>
+              <w:t>0,009734</w:t>
+            </w:r>
+          </w:p>
+        </w:tc>
+        <w:tc>
+          <w:tcPr>
+            <w:tcW w:type="dxa" w:w="1701"/>
+            <w:vAlign w:val="center"/>
+            <w:shd w:fill="FFFFFF"/>
+            <w:tcMar>
+              <w:top w:w="75" w:type="dxa"/>
+              <w:left w:w="75" w:type="dxa"/>
+              <w:bottom w:w="75" w:type="dxa"/>
+              <w:right w:w="75" w:type="dxa"/>
+            </w:tcMar>
+          </w:tcPr>
+          <w:p>
+            <w:pPr>
+              <w:spacing w:after="40" w:line="240" w:lineRule="auto"/>
+            </w:pPr>
+            <w:r>
+              <w:rPr>
+                <w:b w:val="0"/>
+                <w:sz w:val="18"/>
+              </w:rPr>
+              <w:t>0,000568</w:t>
+            </w:r>
+          </w:p>
+        </w:tc>
+        <w:tc>
+          <w:tcPr>
+            <w:tcW w:type="dxa" w:w="1701"/>
+            <w:vAlign w:val="center"/>
+            <w:shd w:fill="FFFFFF"/>
+            <w:tcMar>
+              <w:top w:w="75" w:type="dxa"/>
+              <w:left w:w="75" w:type="dxa"/>
+              <w:bottom w:w="75" w:type="dxa"/>
+              <w:right w:w="75" w:type="dxa"/>
+            </w:tcMar>
+          </w:tcPr>
+          <w:p>
+            <w:pPr>
+              <w:spacing w:after="40" w:line="240" w:lineRule="auto"/>
+            </w:pPr>
+            <w:r>
+              <w:rPr>
+                <w:b w:val="0"/>
+                <w:sz w:val="18"/>
+              </w:rPr>
+              <w:t>0,009766</w:t>
+            </w:r>
+          </w:p>
+        </w:tc>
+        <w:tc>
+          <w:tcPr>
+            <w:tcW w:type="dxa" w:w="1871"/>
+            <w:vAlign w:val="center"/>
+            <w:shd w:fill="FFFFFF"/>
+            <w:tcMar>
+              <w:top w:w="75" w:type="dxa"/>
+              <w:left w:w="75" w:type="dxa"/>
+              <w:bottom w:w="75" w:type="dxa"/>
+              <w:right w:w="75" w:type="dxa"/>
+            </w:tcMar>
+          </w:tcPr>
+          <w:p>
+            <w:pPr>
+              <w:spacing w:after="40" w:line="240" w:lineRule="auto"/>
+            </w:pPr>
+            <w:r>
+              <w:rPr>
+                <w:b w:val="0"/>
+                <w:sz w:val="18"/>
+              </w:rPr>
+              <w:t>0,056</w:t>
+            </w:r>
+          </w:p>
+        </w:tc>
+      </w:tr>
+      <w:tr>
+        <w:trPr>
+          <w:cantSplit/>
+        </w:trPr>
+        <w:tc>
+          <w:tcPr>
+            <w:tcW w:type="dxa" w:w="2608"/>
+            <w:vAlign w:val="center"/>
+            <w:shd w:fill="FFFFFF"/>
+            <w:tcMar>
+              <w:top w:w="75" w:type="dxa"/>
+              <w:left w:w="75" w:type="dxa"/>
+              <w:bottom w:w="75" w:type="dxa"/>
+              <w:right w:w="75" w:type="dxa"/>
+            </w:tcMar>
+          </w:tcPr>
+          <w:p>
+            <w:pPr>
+              <w:spacing w:after="40" w:line="240" w:lineRule="auto"/>
+            </w:pPr>
+            <w:r>
+              <w:rPr>
+                <w:b w:val="0"/>
+                <w:sz w:val="18"/>
+              </w:rPr>
+              <w:t>Энтропия бит</w:t>
+            </w:r>
+          </w:p>
+        </w:tc>
+        <w:tc>
+          <w:tcPr>
+            <w:tcW w:type="dxa" w:w="1701"/>
+            <w:vAlign w:val="center"/>
+            <w:shd w:fill="FFFFFF"/>
+            <w:tcMar>
+              <w:top w:w="75" w:type="dxa"/>
+              <w:left w:w="75" w:type="dxa"/>
+              <w:bottom w:w="75" w:type="dxa"/>
+              <w:right w:w="75" w:type="dxa"/>
+            </w:tcMar>
+          </w:tcPr>
+          <w:p>
+            <w:pPr>
+              <w:spacing w:after="40" w:line="240" w:lineRule="auto"/>
+            </w:pPr>
+            <w:r>
+              <w:rPr>
+                <w:b w:val="0"/>
+                <w:sz w:val="18"/>
+              </w:rPr>
+              <w:t>6,996888</w:t>
+            </w:r>
+          </w:p>
+        </w:tc>
+        <w:tc>
+          <w:tcPr>
+            <w:tcW w:type="dxa" w:w="1701"/>
+            <w:vAlign w:val="center"/>
+            <w:shd w:fill="FFFFFF"/>
+            <w:tcMar>
+              <w:top w:w="75" w:type="dxa"/>
+              <w:left w:w="75" w:type="dxa"/>
+              <w:bottom w:w="75" w:type="dxa"/>
+              <w:right w:w="75" w:type="dxa"/>
+            </w:tcMar>
+          </w:tcPr>
+          <w:p>
+            <w:pPr>
+              <w:spacing w:after="40" w:line="240" w:lineRule="auto"/>
+            </w:pPr>
+            <w:r>
+              <w:rPr>
+                <w:b w:val="0"/>
+                <w:sz w:val="18"/>
+              </w:rPr>
+              <w:t>0,126357</w:t>
+            </w:r>
+          </w:p>
+        </w:tc>
+        <w:tc>
+          <w:tcPr>
+            <w:tcW w:type="dxa" w:w="1701"/>
+            <w:vAlign w:val="center"/>
+            <w:shd w:fill="FFFFFF"/>
+            <w:tcMar>
+              <w:top w:w="75" w:type="dxa"/>
+              <w:left w:w="75" w:type="dxa"/>
+              <w:bottom w:w="75" w:type="dxa"/>
+              <w:right w:w="75" w:type="dxa"/>
+            </w:tcMar>
+          </w:tcPr>
+          <w:p>
+            <w:pPr>
+              <w:spacing w:after="40" w:line="240" w:lineRule="auto"/>
+            </w:pPr>
+            <w:r>
+              <w:rPr>
+                <w:b w:val="0"/>
+                <w:sz w:val="18"/>
+              </w:rPr>
+              <w:t>6,964644</w:t>
+            </w:r>
+          </w:p>
+        </w:tc>
+        <w:tc>
+          <w:tcPr>
+            <w:tcW w:type="dxa" w:w="1871"/>
+            <w:vAlign w:val="center"/>
+            <w:shd w:fill="FFFFFF"/>
+            <w:tcMar>
+              <w:top w:w="75" w:type="dxa"/>
+              <w:left w:w="75" w:type="dxa"/>
+              <w:bottom w:w="75" w:type="dxa"/>
+              <w:right w:w="75" w:type="dxa"/>
+            </w:tcMar>
+          </w:tcPr>
+          <w:p>
+            <w:pPr>
+              <w:spacing w:after="40" w:line="240" w:lineRule="auto"/>
+            </w:pPr>
+            <w:r>
+              <w:rPr>
+                <w:b w:val="0"/>
+                <w:sz w:val="18"/>
+              </w:rPr>
+              <w:t>0,255</w:t>
+            </w:r>
+          </w:p>
+        </w:tc>
+      </w:tr>
+    </w:tbl>
+    <w:p>
+      <w:r>
+        <w:t>Ни одна метрика не превысила порог 2. Вывод ограничен данным генератором, пятью seed и изменением размера 96→144.</w:t>
       </w:r>
     </w:p>
     <w:p>
@@ -395,7 +1088,7 @@
         <w:pStyle w:val="Heading2"/>
       </w:pPr>
       <w:r>
-        <w:t>Ethical Considerations</w:t>
+        <w:t>Этические аспекты</w:t>
       </w:r>
     </w:p>
     <w:p>
@@ -408,7 +1101,7 @@
         <w:pStyle w:val="Heading2"/>
       </w:pPr>
       <w:r>
-        <w:t>Caveats and Recommendations</w:t>
+        <w:t>Ограничения и рекомендации</w:t>
       </w:r>
     </w:p>
     <w:p>
@@ -419,6 +1112,7 @@
     <w:p>
       <w:pPr>
         <w:pStyle w:val="Heading1"/>
+        <w:pageBreakBefore/>
       </w:pPr>
       <w:r>
         <w:t>6 Реестр рисков</w:t>
@@ -540,9 +1234,10 @@
     <w:p>
       <w:pPr>
         <w:pStyle w:val="Heading1"/>
+        <w:pageBreakBefore/>
       </w:pPr>
       <w:r>
-        <w:t>7 Ошибка диагностика и границы вывода</w:t>
+        <w:t>7 Диагностика ошибок и границы вывода</w:t>
       </w:r>
     </w:p>
     <w:p>
@@ -573,8 +1268,539 @@
         <w:t>Для текущей политики исходный набор не готов к использованию. Решения по всем семи находкам записаны; карточка генератора использует фактические результаты варианта 1 из LR01-01. Ограничения: синтетические записи, упрощённые правила и неизвестные лицензия кода и ответственный за его сопровождение. Полный комплект: assignment/, src/, artifacts/, reports/ и README.md.</w:t>
       </w:r>
     </w:p>
+    <w:p>
+      <w:pPr>
+        <w:pStyle w:val="Heading1"/>
+        <w:pageBreakBefore/>
+      </w:pPr>
+      <w:r>
+        <w:t>9 Расположение исследованных материалов</w:t>
+      </w:r>
+    </w:p>
+    <w:p>
+      <w:r>
+        <w:t>Рабочая папка: C:\DONSTU\ai-in-creative-industries\LR02. Отчёт находится в reports/ЛР02_Отчет_вариант_1.docx. Все ссылки ниже заданы относительно папки отчёта. Для передачи подготовлен архив LR02_variant_1.zip: его следует распаковать с сохранением структуры и открыть отчёт в LR02/reports/. В архив входят перечисленные материалы ЛР 2 и подтверждающие материалы ЛР 1.</w:t>
+      </w:r>
+    </w:p>
+    <w:p>
+      <w:pPr>
+        <w:pStyle w:val="Heading2"/>
+      </w:pPr>
+      <w:r>
+        <w:t>Входные данные и результаты ЛР 2</w:t>
+      </w:r>
+    </w:p>
+    <w:p>
+      <w:pPr>
+        <w:spacing w:after="100"/>
+      </w:pPr>
+      <w:hyperlink r:id="rId9">
+        <w:r>
+          <w:rPr>
+            <w:color w:val="175A8A"/>
+            <w:u w:val="single"/>
+            <w:sz w:val="19"/>
+          </w:rPr>
+          <w:t>../artifacts/manifest.csv</w:t>
+        </w:r>
+      </w:hyperlink>
+      <w:r>
+        <w:rPr>
+          <w:sz w:val="19"/>
+        </w:rPr>
+        <w:t xml:space="preserve"> — 12 исследованных синтетических записей</w:t>
+      </w:r>
+    </w:p>
+    <w:p>
+      <w:pPr>
+        <w:spacing w:after="100"/>
+      </w:pPr>
+      <w:hyperlink r:id="rId10">
+        <w:r>
+          <w:rPr>
+            <w:color w:val="175A8A"/>
+            <w:u w:val="single"/>
+            <w:sz w:val="19"/>
+          </w:rPr>
+          <w:t>../artifacts/policy.json</w:t>
+        </w:r>
+      </w:hyperlink>
+      <w:r>
+        <w:rPr>
+          <w:sz w:val="19"/>
+        </w:rPr>
+        <w:t xml:space="preserve"> — политика варианта 1</w:t>
+      </w:r>
+    </w:p>
+    <w:p>
+      <w:pPr>
+        <w:spacing w:after="100"/>
+      </w:pPr>
+      <w:hyperlink r:id="rId11">
+        <w:r>
+          <w:rPr>
+            <w:color w:val="175A8A"/>
+            <w:u w:val="single"/>
+            <w:sz w:val="19"/>
+          </w:rPr>
+          <w:t>audit_findings.csv</w:t>
+        </w:r>
+      </w:hyperlink>
+      <w:r>
+        <w:rPr>
+          <w:sz w:val="19"/>
+        </w:rPr>
+        <w:t xml:space="preserve"> — семь находок и решения по ним</w:t>
+      </w:r>
+    </w:p>
+    <w:p>
+      <w:pPr>
+        <w:spacing w:after="100"/>
+      </w:pPr>
+      <w:hyperlink r:id="rId12">
+        <w:r>
+          <w:rPr>
+            <w:color w:val="175A8A"/>
+            <w:u w:val="single"/>
+            <w:sz w:val="19"/>
+          </w:rPr>
+          <w:t>audit_report.md</w:t>
+        </w:r>
+      </w:hyperlink>
+      <w:r>
+        <w:rPr>
+          <w:sz w:val="19"/>
+        </w:rPr>
+        <w:t xml:space="preserve"> — текстовый результат аудита</w:t>
+      </w:r>
+    </w:p>
+    <w:p>
+      <w:pPr>
+        <w:spacing w:after="100"/>
+      </w:pPr>
+      <w:hyperlink r:id="rId13">
+        <w:r>
+          <w:rPr>
+            <w:color w:val="175A8A"/>
+            <w:u w:val="single"/>
+            <w:sz w:val="19"/>
+          </w:rPr>
+          <w:t>data_card.md</w:t>
+        </w:r>
+      </w:hyperlink>
+      <w:r>
+        <w:rPr>
+          <w:sz w:val="19"/>
+        </w:rPr>
+        <w:t xml:space="preserve"> — паспорт набора данных</w:t>
+      </w:r>
+    </w:p>
+    <w:p>
+      <w:pPr>
+        <w:spacing w:after="100"/>
+      </w:pPr>
+      <w:hyperlink r:id="rId14">
+        <w:r>
+          <w:rPr>
+            <w:color w:val="175A8A"/>
+            <w:u w:val="single"/>
+            <w:sz w:val="19"/>
+          </w:rPr>
+          <w:t>model_card.md</w:t>
+        </w:r>
+      </w:hyperlink>
+      <w:r>
+        <w:rPr>
+          <w:sz w:val="19"/>
+        </w:rPr>
+        <w:t xml:space="preserve"> — карточка процедурного генератора</w:t>
+      </w:r>
+    </w:p>
+    <w:p>
+      <w:pPr>
+        <w:spacing w:after="100"/>
+      </w:pPr>
+      <w:hyperlink r:id="rId15">
+        <w:r>
+          <w:rPr>
+            <w:color w:val="175A8A"/>
+            <w:u w:val="single"/>
+            <w:sz w:val="19"/>
+          </w:rPr>
+          <w:t>../artifacts/passport_lr01.json</w:t>
+        </w:r>
+      </w:hyperlink>
+      <w:r>
+        <w:rPr>
+          <w:sz w:val="19"/>
+        </w:rPr>
+        <w:t xml:space="preserve"> — входные сведения для карточки генератора</w:t>
+      </w:r>
+    </w:p>
+    <w:p>
+      <w:pPr>
+        <w:spacing w:after="100"/>
+      </w:pPr>
+      <w:hyperlink r:id="rId16">
+        <w:r>
+          <w:rPr>
+            <w:color w:val="175A8A"/>
+            <w:u w:val="single"/>
+            <w:sz w:val="19"/>
+          </w:rPr>
+          <w:t>../artifacts/risk_register.csv</w:t>
+        </w:r>
+      </w:hyperlink>
+      <w:r>
+        <w:rPr>
+          <w:sz w:val="19"/>
+        </w:rPr>
+        <w:t xml:space="preserve"> — шесть рисков и меры контроля</w:t>
+      </w:r>
+    </w:p>
+    <w:p>
+      <w:pPr>
+        <w:spacing w:after="100"/>
+      </w:pPr>
+      <w:hyperlink r:id="rId17">
+        <w:r>
+          <w:rPr>
+            <w:color w:val="175A8A"/>
+            <w:u w:val="single"/>
+            <w:sz w:val="19"/>
+          </w:rPr>
+          <w:t>risk_ranking.md</w:t>
+        </w:r>
+      </w:hyperlink>
+      <w:r>
+        <w:rPr>
+          <w:sz w:val="19"/>
+        </w:rPr>
+        <w:t xml:space="preserve"> — ранжирование и RESULT: PASS</w:t>
+      </w:r>
+    </w:p>
+    <w:p>
+      <w:pPr>
+        <w:spacing w:after="100"/>
+      </w:pPr>
+      <w:hyperlink r:id="rId18">
+        <w:r>
+          <w:rPr>
+            <w:color w:val="175A8A"/>
+            <w:u w:val="single"/>
+            <w:sz w:val="19"/>
+          </w:rPr>
+          <w:t>validation.txt</w:t>
+        </w:r>
+      </w:hyperlink>
+      <w:r>
+        <w:rPr>
+          <w:sz w:val="19"/>
+        </w:rPr>
+        <w:t xml:space="preserve"> — отрицательная и положительная проверки реестра</w:t>
+      </w:r>
+    </w:p>
+    <w:p>
+      <w:pPr>
+        <w:spacing w:after="100"/>
+      </w:pPr>
+      <w:hyperlink r:id="rId19">
+        <w:r>
+          <w:rPr>
+            <w:color w:val="175A8A"/>
+            <w:u w:val="single"/>
+            <w:sz w:val="19"/>
+          </w:rPr>
+          <w:t>lab_journal.txt</w:t>
+        </w:r>
+      </w:hyperlink>
+      <w:r>
+        <w:rPr>
+          <w:sz w:val="19"/>
+        </w:rPr>
+        <w:t xml:space="preserve"> — ожидания до запуска и журнал выполнения</w:t>
+      </w:r>
+    </w:p>
+    <w:p>
+      <w:pPr>
+        <w:spacing w:after="100"/>
+      </w:pPr>
+      <w:hyperlink r:id="rId20">
+        <w:r>
+          <w:rPr>
+            <w:color w:val="175A8A"/>
+            <w:u w:val="single"/>
+            <w:sz w:val="19"/>
+          </w:rPr>
+          <w:t>../README.md</w:t>
+        </w:r>
+      </w:hyperlink>
+      <w:r>
+        <w:rPr>
+          <w:sz w:val="19"/>
+        </w:rPr>
+        <w:t xml:space="preserve"> — описание файлов и команды запуска</w:t>
+      </w:r>
+    </w:p>
+    <w:p>
+      <w:pPr>
+        <w:spacing w:after="100"/>
+      </w:pPr>
+      <w:hyperlink r:id="rId21">
+        <w:r>
+          <w:rPr>
+            <w:color w:val="175A8A"/>
+            <w:u w:val="single"/>
+            <w:sz w:val="19"/>
+          </w:rPr>
+          <w:t>../src/lab02_make_variant.py</w:t>
+        </w:r>
+      </w:hyperlink>
+      <w:r>
+        <w:rPr>
+          <w:sz w:val="19"/>
+        </w:rPr>
+        <w:t xml:space="preserve"> — локальный генератор учебного манифеста</w:t>
+      </w:r>
+    </w:p>
+    <w:p>
+      <w:pPr>
+        <w:spacing w:after="100"/>
+      </w:pPr>
+      <w:hyperlink r:id="rId22">
+        <w:r>
+          <w:rPr>
+            <w:color w:val="175A8A"/>
+            <w:u w:val="single"/>
+            <w:sz w:val="19"/>
+          </w:rPr>
+          <w:t>../src/lab02_audit.py</w:t>
+        </w:r>
+      </w:hyperlink>
+      <w:r>
+        <w:rPr>
+          <w:sz w:val="19"/>
+        </w:rPr>
+        <w:t xml:space="preserve"> — проверка лицензий и происхождения</w:t>
+      </w:r>
+    </w:p>
+    <w:p>
+      <w:pPr>
+        <w:spacing w:after="100"/>
+      </w:pPr>
+      <w:hyperlink r:id="rId23">
+        <w:r>
+          <w:rPr>
+            <w:color w:val="175A8A"/>
+            <w:u w:val="single"/>
+            <w:sz w:val="19"/>
+          </w:rPr>
+          <w:t>../src/lab02_model_card.py</w:t>
+        </w:r>
+      </w:hyperlink>
+      <w:r>
+        <w:rPr>
+          <w:sz w:val="19"/>
+        </w:rPr>
+        <w:t xml:space="preserve"> — сборка карточки генератора</w:t>
+      </w:r>
+    </w:p>
+    <w:p>
+      <w:pPr>
+        <w:spacing w:after="100"/>
+      </w:pPr>
+      <w:hyperlink r:id="rId24">
+        <w:r>
+          <w:rPr>
+            <w:color w:val="175A8A"/>
+            <w:u w:val="single"/>
+            <w:sz w:val="19"/>
+          </w:rPr>
+          <w:t>../src/lab02_risks.py</w:t>
+        </w:r>
+      </w:hyperlink>
+      <w:r>
+        <w:rPr>
+          <w:sz w:val="19"/>
+        </w:rPr>
+        <w:t xml:space="preserve"> — валидация и ранжирование рисков</w:t>
+      </w:r>
+    </w:p>
+    <w:p>
+      <w:pPr>
+        <w:pStyle w:val="Heading2"/>
+      </w:pPr>
+      <w:r>
+        <w:t>Результаты эксперимента ЛР 1</w:t>
+      </w:r>
+    </w:p>
+    <w:p>
+      <w:pPr>
+        <w:spacing w:after="100"/>
+      </w:pPr>
+      <w:hyperlink r:id="rId25">
+        <w:r>
+          <w:rPr>
+            <w:color w:val="175A8A"/>
+            <w:u w:val="single"/>
+            <w:sz w:val="19"/>
+          </w:rPr>
+          <w:t>../../LR01-01/artifacts/results.json</w:t>
+        </w:r>
+      </w:hyperlink>
+      <w:r>
+        <w:rPr>
+          <w:sz w:val="19"/>
+        </w:rPr>
+        <w:t xml:space="preserve"> — параметры, метрики и контрольные суммы варианта 1</w:t>
+      </w:r>
+    </w:p>
+    <w:p>
+      <w:pPr>
+        <w:spacing w:after="100"/>
+      </w:pPr>
+      <w:hyperlink r:id="rId26">
+        <w:r>
+          <w:rPr>
+            <w:color w:val="175A8A"/>
+            <w:u w:val="single"/>
+            <w:sz w:val="19"/>
+          </w:rPr>
+          <w:t>../../LR01-01/artifacts/baseline_seed101.png</w:t>
+        </w:r>
+      </w:hyperlink>
+      <w:r>
+        <w:rPr>
+          <w:sz w:val="19"/>
+        </w:rPr>
+        <w:t xml:space="preserve"> — облачный фон 96×96, seed 101</w:t>
+      </w:r>
+    </w:p>
+    <w:p>
+      <w:pPr>
+        <w:spacing w:after="100"/>
+      </w:pPr>
+      <w:hyperlink r:id="rId27">
+        <w:r>
+          <w:rPr>
+            <w:color w:val="175A8A"/>
+            <w:u w:val="single"/>
+            <w:sz w:val="19"/>
+          </w:rPr>
+          <w:t>../../LR01-01/artifacts/factor_seed101.png</w:t>
+        </w:r>
+      </w:hyperlink>
+      <w:r>
+        <w:rPr>
+          <w:sz w:val="19"/>
+        </w:rPr>
+        <w:t xml:space="preserve"> — облачный фон 144×144, seed 101</w:t>
+      </w:r>
+    </w:p>
+    <w:p>
+      <w:pPr>
+        <w:spacing w:after="100"/>
+      </w:pPr>
+      <w:hyperlink r:id="rId28">
+        <w:r>
+          <w:rPr>
+            <w:color w:val="175A8A"/>
+            <w:u w:val="single"/>
+            <w:sz w:val="19"/>
+          </w:rPr>
+          <w:t>../../LR01-01/src/lab01_generator.py</w:t>
+        </w:r>
+      </w:hyperlink>
+      <w:r>
+        <w:rPr>
+          <w:sz w:val="19"/>
+        </w:rPr>
+        <w:t xml:space="preserve"> — исходный код процедурного генератора</w:t>
+      </w:r>
+    </w:p>
+    <w:p>
+      <w:pPr>
+        <w:spacing w:after="100"/>
+      </w:pPr>
+      <w:hyperlink r:id="rId29">
+        <w:r>
+          <w:rPr>
+            <w:color w:val="175A8A"/>
+            <w:u w:val="single"/>
+            <w:sz w:val="19"/>
+          </w:rPr>
+          <w:t>../../LR01-01/src/lab01_experiment.py</w:t>
+        </w:r>
+      </w:hyperlink>
+      <w:r>
+        <w:rPr>
+          <w:sz w:val="19"/>
+        </w:rPr>
+        <w:t xml:space="preserve"> — исходный код эксперимента</w:t>
+      </w:r>
+    </w:p>
+    <w:p>
+      <w:pPr>
+        <w:spacing w:after="100"/>
+      </w:pPr>
+      <w:hyperlink r:id="rId30">
+        <w:r>
+          <w:rPr>
+            <w:color w:val="175A8A"/>
+            <w:u w:val="single"/>
+            <w:sz w:val="19"/>
+          </w:rPr>
+          <w:t>../../LR01-01/reports/ЛР01_Отчет_и_паспорт.docx</w:t>
+        </w:r>
+      </w:hyperlink>
+      <w:r>
+        <w:rPr>
+          <w:sz w:val="19"/>
+        </w:rPr>
+        <w:t xml:space="preserve"> — отчёт и паспорт ЛР 1</w:t>
+      </w:r>
+    </w:p>
+    <w:p>
+      <w:r>
+        <w:t>Файлы PNG из ЛР 1 — результаты процедурной генерации облачного фона. Они не являются объектами item01–item12: в ЛР 2 исследовались записи учебного манифеста без реальных изображений.</w:t>
+      </w:r>
+    </w:p>
+    <w:p>
+      <w:pPr>
+        <w:pStyle w:val="Heading2"/>
+      </w:pPr>
+      <w:r>
+        <w:t>Источники</w:t>
+      </w:r>
+    </w:p>
+    <w:p>
+      <w:pPr>
+        <w:spacing w:after="100"/>
+      </w:pPr>
+      <w:hyperlink r:id="rId31">
+        <w:r>
+          <w:rPr>
+            <w:color w:val="175A8A"/>
+            <w:u w:val="single"/>
+            <w:sz w:val="19"/>
+          </w:rPr>
+          <w:t>../assignment/ЛР02_Карточка_модели_лицензии_и_риски_МУ.docx</w:t>
+        </w:r>
+      </w:hyperlink>
+      <w:r>
+        <w:rPr>
+          <w:sz w:val="19"/>
+        </w:rPr>
+        <w:t xml:space="preserve"> — методические указания, сценарий и критерии варианта 1</w:t>
+      </w:r>
+    </w:p>
+    <w:p>
+      <w:r>
+        <w:t>Названия групп NIST AI 600-1 приведены по перечню методических указаний. Исходные данные карточки модели подтверждаются отчётом и результатами ЛР 1, вариант 1, по ссылкам выше.</w:t>
+      </w:r>
+    </w:p>
     <w:sectPr>
-      <w:pgSz w:w="12240" w:h="15840"/>
+      <w:pgSz w:w="11906" w:h="16838"/>
       <w:pgMar w:top="1008" w:right="1152" w:bottom="1008" w:left="1152" w:header="720" w:footer="720" w:gutter="0"/>
       <w:cols w:space="720"/>
       <w:docGrid w:linePitch="360"/>
@@ -946,9 +2172,12 @@
     <w:name w:val="Normal"/>
     <w:qFormat/>
     <w:rsid w:val="00FC693F"/>
+    <w:pPr>
+      <w:spacing w:after="120" w:line="264" w:lineRule="auto"/>
+    </w:pPr>
     <w:rPr>
-      <w:rFonts w:ascii="Times New Roman" w:hAnsi="Times New Roman"/>
-      <w:sz w:val="22"/>
+      <w:rFonts w:ascii="Arial" w:hAnsi="Arial"/>
+      <w:sz w:val="21"/>
     </w:rPr>
   </w:style>
   <w:style w:type="paragraph" w:styleId="Header">
@@ -1006,11 +2235,11 @@
     <w:pPr>
       <w:keepNext/>
       <w:keepLines/>
-      <w:spacing w:before="480" w:after="0"/>
+      <w:spacing w:before="200" w:after="100"/>
       <w:outlineLvl w:val="0"/>
     </w:pPr>
     <w:rPr>
-      <w:rFonts w:asciiTheme="majorHAnsi" w:eastAsiaTheme="majorEastAsia" w:hAnsiTheme="majorHAnsi" w:cstheme="majorBidi"/>
+      <w:rFonts w:asciiTheme="majorHAnsi" w:eastAsiaTheme="majorEastAsia" w:hAnsiTheme="majorHAnsi" w:cstheme="majorBidi" w:ascii="Arial" w:hAnsi="Arial"/>
       <w:b/>
       <w:bCs/>
       <w:color w:val="000000"/>
@@ -1030,15 +2259,15 @@
     <w:pPr>
       <w:keepNext/>
       <w:keepLines/>
-      <w:spacing w:before="200" w:after="0"/>
+      <w:spacing w:before="200" w:after="100"/>
       <w:outlineLvl w:val="1"/>
     </w:pPr>
     <w:rPr>
-      <w:rFonts w:asciiTheme="majorHAnsi" w:eastAsiaTheme="majorEastAsia" w:hAnsiTheme="majorHAnsi" w:cstheme="majorBidi"/>
+      <w:rFonts w:asciiTheme="majorHAnsi" w:eastAsiaTheme="majorEastAsia" w:hAnsiTheme="majorHAnsi" w:cstheme="majorBidi" w:ascii="Arial" w:hAnsi="Arial"/>
       <w:b/>
       <w:bCs/>
       <w:color w:val="000000"/>
-      <w:sz w:val="26"/>
+      <w:sz w:val="22"/>
       <w:szCs w:val="26"/>
     </w:rPr>
   </w:style>
@@ -1292,18 +2521,16 @@
     <w:qFormat/>
     <w:rsid w:val="00FC693F"/>
     <w:pPr>
-      <w:pBdr>
-        <w:bottom w:val="single" w:sz="8" w:space="4" w:color="4F81BD" w:themeColor="accent1"/>
-      </w:pBdr>
-      <w:spacing w:after="300" w:line="240" w:lineRule="auto"/>
+      <w:keepNext/>
+      <w:spacing w:after="100" w:line="240" w:lineRule="auto" w:before="200"/>
       <w:contextualSpacing/>
     </w:pPr>
     <w:rPr>
-      <w:rFonts w:asciiTheme="majorHAnsi" w:eastAsiaTheme="majorEastAsia" w:hAnsiTheme="majorHAnsi" w:cstheme="majorBidi"/>
+      <w:rFonts w:asciiTheme="majorHAnsi" w:eastAsiaTheme="majorEastAsia" w:hAnsiTheme="majorHAnsi" w:cstheme="majorBidi" w:ascii="Arial" w:hAnsi="Arial"/>
       <w:color w:val="000000"/>
       <w:spacing w:val="5"/>
       <w:kern w:val="28"/>
-      <w:sz w:val="52"/>
+      <w:sz w:val="40"/>
       <w:szCs w:val="52"/>
     </w:rPr>
   </w:style>
@@ -1779,9 +3006,6 @@
     <w:qFormat/>
     <w:rsid w:val="00FC693F"/>
     <w:pPr>
-      <w:pBdr>
-        <w:bottom w:val="single" w:sz="4" w:space="4" w:color="4F81BD" w:themeColor="accent1"/>
-      </w:pBdr>
       <w:spacing w:before="200" w:after="280"/>
       <w:ind w:left="936" w:right="936"/>
     </w:pPr>
